--- a/files/TimNaherCV.docx
+++ b/files/TimNaherCV.docx
@@ -40,6 +40,15 @@
         </w:rPr>
         <w:t xml:space="preserve"> Research Scientist</w:t>
       </w:r>
+      <w:r>
+        <w:rPr>
+          <w:rFonts w:ascii="Calibri" w:eastAsia="Calibri" w:hAnsi="Calibri" w:cs="Calibri"/>
+          <w:color w:val="555555"/>
+          <w:sz w:val="24"/>
+          <w:szCs w:val="24"/>
+        </w:rPr>
+        <w:t>, Systems Neuroscience PhD, BCI Researcher</w:t>
+      </w:r>
     </w:p>
     <w:p>
       <w:pPr>
@@ -47,22 +56,27 @@
           <w:bottom w:val="single" w:sz="2" w:space="4" w:color="1A5276"/>
         </w:pBdr>
         <w:spacing w:before="40"/>
-      </w:pPr>
-      <w:r>
-        <w:rPr>
-          <w:rFonts w:ascii="Calibri" w:eastAsia="Calibri" w:hAnsi="Calibri" w:cs="Calibri"/>
-          <w:color w:val="555555"/>
-          <w:sz w:val="18"/>
-          <w:szCs w:val="18"/>
-        </w:rPr>
-        <w:t xml:space="preserve">New York, NY  •  tim.naeher@tuebingen.mpg.de  •  </w:t>
-      </w:r>
-      <w:r>
-        <w:rPr>
-          <w:rFonts w:ascii="Calibri" w:eastAsia="Calibri" w:hAnsi="Calibri" w:cs="Calibri"/>
-          <w:color w:val="555555"/>
-          <w:sz w:val="18"/>
-          <w:szCs w:val="18"/>
+        <w:rPr>
+          <w:lang w:val="de-DE"/>
+        </w:rPr>
+      </w:pPr>
+      <w:r>
+        <w:rPr>
+          <w:rFonts w:ascii="Calibri" w:eastAsia="Calibri" w:hAnsi="Calibri" w:cs="Calibri"/>
+          <w:color w:val="555555"/>
+          <w:sz w:val="18"/>
+          <w:szCs w:val="18"/>
+          <w:lang w:val="de-DE"/>
+        </w:rPr>
+        <w:t xml:space="preserve">Tübingen, Germany  •  tim.naeher@tuebingen.mpg.de  •  </w:t>
+      </w:r>
+      <w:r>
+        <w:rPr>
+          <w:rFonts w:ascii="Calibri" w:eastAsia="Calibri" w:hAnsi="Calibri" w:cs="Calibri"/>
+          <w:color w:val="555555"/>
+          <w:sz w:val="18"/>
+          <w:szCs w:val="18"/>
+          <w:lang w:val="de-DE"/>
         </w:rPr>
         <w:t>https://timnaher.github.io/</w:t>
       </w:r>
@@ -90,7 +104,17 @@
     <w:p>
       <w:pPr>
         <w:spacing w:before="20"/>
-      </w:pPr>
+        <w:jc w:val="both"/>
+      </w:pPr>
+      <w:r>
+        <w:rPr>
+          <w:rFonts w:ascii="Calibri" w:eastAsia="Calibri" w:hAnsi="Calibri" w:cs="Calibri"/>
+          <w:color w:val="333333"/>
+          <w:sz w:val="19"/>
+          <w:szCs w:val="19"/>
+        </w:rPr>
+        <w:t xml:space="preserve">Neuroscience and </w:t>
+      </w:r>
       <w:proofErr w:type="spellStart"/>
       <w:r>
         <w:rPr>
@@ -109,7 +133,81 @@
           <w:sz w:val="19"/>
           <w:szCs w:val="19"/>
         </w:rPr>
-        <w:t xml:space="preserve"> research scientist at the intersection of computational neuroscience, deep learning, and neural engineering. Builds real-time models that decode, predict, and interact with biological neural systems—from EMG-based neuromotor interfaces at Meta Reality Labs to brain-state classifiers for clinical diagnostics. Combines hands-on experimentation (TMS, EEG, ECoG, fNIRS, </w:t>
+        <w:t xml:space="preserve"> research scientist at the intersection of computational neuroscience, deep learning, and neural engineering. Builds real-time </w:t>
+      </w:r>
+      <w:r>
+        <w:rPr>
+          <w:rFonts w:ascii="Calibri" w:eastAsia="Calibri" w:hAnsi="Calibri" w:cs="Calibri"/>
+          <w:color w:val="333333"/>
+          <w:sz w:val="19"/>
+          <w:szCs w:val="19"/>
+        </w:rPr>
+        <w:t xml:space="preserve">causal </w:t>
+      </w:r>
+      <w:r>
+        <w:rPr>
+          <w:rFonts w:ascii="Calibri" w:eastAsia="Calibri" w:hAnsi="Calibri" w:cs="Calibri"/>
+          <w:color w:val="333333"/>
+          <w:sz w:val="19"/>
+          <w:szCs w:val="19"/>
+        </w:rPr>
+        <w:t>models that decode, predict, and interact with biological neural systems</w:t>
+      </w:r>
+      <w:r>
+        <w:rPr>
+          <w:rFonts w:ascii="Calibri" w:eastAsia="Calibri" w:hAnsi="Calibri" w:cs="Calibri"/>
+          <w:color w:val="333333"/>
+          <w:sz w:val="19"/>
+          <w:szCs w:val="19"/>
+        </w:rPr>
+        <w:t xml:space="preserve">, </w:t>
+      </w:r>
+      <w:r>
+        <w:rPr>
+          <w:rFonts w:ascii="Calibri" w:eastAsia="Calibri" w:hAnsi="Calibri" w:cs="Calibri"/>
+          <w:color w:val="333333"/>
+          <w:sz w:val="19"/>
+          <w:szCs w:val="19"/>
+        </w:rPr>
+        <w:t>from EMG-based neuromotor interfaces at Meta Reality Labs to brain-state classifiers for clinical diagnostics</w:t>
+      </w:r>
+      <w:r>
+        <w:rPr>
+          <w:rFonts w:ascii="Calibri" w:eastAsia="Calibri" w:hAnsi="Calibri" w:cs="Calibri"/>
+          <w:color w:val="333333"/>
+          <w:sz w:val="19"/>
+          <w:szCs w:val="19"/>
+        </w:rPr>
+        <w:t xml:space="preserve"> or mental health tracking</w:t>
+      </w:r>
+      <w:r>
+        <w:rPr>
+          <w:rFonts w:ascii="Calibri" w:eastAsia="Calibri" w:hAnsi="Calibri" w:cs="Calibri"/>
+          <w:color w:val="333333"/>
+          <w:sz w:val="19"/>
+          <w:szCs w:val="19"/>
+        </w:rPr>
+        <w:t>. Combines hands-on experimentation (</w:t>
+      </w:r>
+      <w:proofErr w:type="spellStart"/>
+      <w:r>
+        <w:rPr>
+          <w:rFonts w:ascii="Calibri" w:eastAsia="Calibri" w:hAnsi="Calibri" w:cs="Calibri"/>
+          <w:color w:val="333333"/>
+          <w:sz w:val="19"/>
+          <w:szCs w:val="19"/>
+        </w:rPr>
+        <w:t>brainstimulation</w:t>
+      </w:r>
+      <w:proofErr w:type="spellEnd"/>
+      <w:r>
+        <w:rPr>
+          <w:rFonts w:ascii="Calibri" w:eastAsia="Calibri" w:hAnsi="Calibri" w:cs="Calibri"/>
+          <w:color w:val="333333"/>
+          <w:sz w:val="19"/>
+          <w:szCs w:val="19"/>
+        </w:rPr>
+        <w:t xml:space="preserve">, EEG, ECoG, fNIRS, </w:t>
       </w:r>
       <w:r>
         <w:rPr>
@@ -341,7 +439,7 @@
           <w:sz w:val="19"/>
           <w:szCs w:val="19"/>
         </w:rPr>
-        <w:t>Python, MATLAB, JavaScript, SQL, Linux/HPC (SLURM), Git, Docker</w:t>
+        <w:t>Python, MATLAB, SQL, Linux/HPC (SLURM), Git, Docker</w:t>
       </w:r>
     </w:p>
     <w:p>
@@ -426,7 +524,43 @@
           <w:sz w:val="19"/>
           <w:szCs w:val="19"/>
         </w:rPr>
-        <w:t>Develop and deploy real-time deep learning models for peripheral neural interface decoding, enabling sub-millisecond latency input for next-generation wearable human–computer interaction.</w:t>
+        <w:t xml:space="preserve">Develop and </w:t>
+      </w:r>
+      <w:r>
+        <w:rPr>
+          <w:rFonts w:ascii="Calibri" w:eastAsia="Calibri" w:hAnsi="Calibri" w:cs="Calibri"/>
+          <w:color w:val="333333"/>
+          <w:sz w:val="19"/>
+          <w:szCs w:val="19"/>
+        </w:rPr>
+        <w:t>prototype</w:t>
+      </w:r>
+      <w:r>
+        <w:rPr>
+          <w:rFonts w:ascii="Calibri" w:eastAsia="Calibri" w:hAnsi="Calibri" w:cs="Calibri"/>
+          <w:color w:val="333333"/>
+          <w:sz w:val="19"/>
+          <w:szCs w:val="19"/>
+        </w:rPr>
+        <w:t xml:space="preserve"> real-time deep learning models for peripheral neural interface decoding, enabling </w:t>
+      </w:r>
+      <w:r>
+        <w:rPr>
+          <w:rFonts w:ascii="Calibri" w:eastAsia="Calibri" w:hAnsi="Calibri" w:cs="Calibri"/>
+          <w:color w:val="333333"/>
+          <w:sz w:val="19"/>
+          <w:szCs w:val="19"/>
+        </w:rPr>
+        <w:t xml:space="preserve">short </w:t>
+      </w:r>
+      <w:r>
+        <w:rPr>
+          <w:rFonts w:ascii="Calibri" w:eastAsia="Calibri" w:hAnsi="Calibri" w:cs="Calibri"/>
+          <w:color w:val="333333"/>
+          <w:sz w:val="19"/>
+          <w:szCs w:val="19"/>
+        </w:rPr>
+        <w:t>latency input for next-generation wearable human–computer interaction.</w:t>
       </w:r>
     </w:p>
     <w:p>
@@ -464,7 +598,25 @@
           <w:sz w:val="19"/>
           <w:szCs w:val="19"/>
         </w:rPr>
-        <w:t>Collaborate across hardware, firmware, and UX research teams to translate neural decoding models from research prototypes into shipping products.</w:t>
+        <w:t xml:space="preserve">Collaborate across </w:t>
+      </w:r>
+      <w:r>
+        <w:rPr>
+          <w:rFonts w:ascii="Calibri" w:eastAsia="Calibri" w:hAnsi="Calibri" w:cs="Calibri"/>
+          <w:color w:val="333333"/>
+          <w:sz w:val="19"/>
+          <w:szCs w:val="19"/>
+        </w:rPr>
+        <w:t>HCI</w:t>
+      </w:r>
+      <w:r>
+        <w:rPr>
+          <w:rFonts w:ascii="Calibri" w:eastAsia="Calibri" w:hAnsi="Calibri" w:cs="Calibri"/>
+          <w:color w:val="333333"/>
+          <w:sz w:val="19"/>
+          <w:szCs w:val="19"/>
+        </w:rPr>
+        <w:t xml:space="preserve"> and UX research teams to translate neural decoding models from research prototypes into shipping products.</w:t>
       </w:r>
     </w:p>
     <w:p>
@@ -671,7 +823,25 @@
           <w:sz w:val="19"/>
           <w:szCs w:val="19"/>
         </w:rPr>
-        <w:t>Designed and validated ML pipelines using Riemannian geometry on fNIRS covariance manifolds for awareness detection in disorders of consciousness—a novel geometric approach that outperformed Euclidean baselines and won the IEEE Brain Discovery Workshop Poster Prize (1st place).</w:t>
+        <w:t>Designed and validated ML pipelines using Riemannian geometry on fNIRS covariance manifolds for awareness detection in disorders of consciousness</w:t>
+      </w:r>
+      <w:r>
+        <w:rPr>
+          <w:rFonts w:ascii="Calibri" w:eastAsia="Calibri" w:hAnsi="Calibri" w:cs="Calibri"/>
+          <w:color w:val="333333"/>
+          <w:sz w:val="19"/>
+          <w:szCs w:val="19"/>
+        </w:rPr>
+        <w:t xml:space="preserve">, </w:t>
+      </w:r>
+      <w:r>
+        <w:rPr>
+          <w:rFonts w:ascii="Calibri" w:eastAsia="Calibri" w:hAnsi="Calibri" w:cs="Calibri"/>
+          <w:color w:val="333333"/>
+          <w:sz w:val="19"/>
+          <w:szCs w:val="19"/>
+        </w:rPr>
+        <w:t>a novel geometric approach that outperformed Euclidean baselines and won the IEEE Brain Discovery Workshop Prize (1st place).</w:t>
       </w:r>
     </w:p>
     <w:p>
@@ -709,93 +879,52 @@
           <w:sz w:val="19"/>
           <w:szCs w:val="19"/>
         </w:rPr>
-        <w:t xml:space="preserve">Built a causal </w:t>
-      </w:r>
-      <w:proofErr w:type="spellStart"/>
-      <w:r>
-        <w:rPr>
-          <w:rFonts w:ascii="Calibri" w:eastAsia="Calibri" w:hAnsi="Calibri" w:cs="Calibri"/>
-          <w:color w:val="333333"/>
-          <w:sz w:val="19"/>
-          <w:szCs w:val="19"/>
-        </w:rPr>
-        <w:t>ResidualEncoder</w:t>
-      </w:r>
-      <w:proofErr w:type="spellEnd"/>
-      <w:r>
-        <w:rPr>
-          <w:rFonts w:ascii="Calibri" w:eastAsia="Calibri" w:hAnsi="Calibri" w:cs="Calibri"/>
-          <w:color w:val="333333"/>
-          <w:sz w:val="19"/>
-          <w:szCs w:val="19"/>
-        </w:rPr>
-        <w:t xml:space="preserve"> + </w:t>
-      </w:r>
-      <w:proofErr w:type="spellStart"/>
-      <w:r>
-        <w:rPr>
-          <w:rFonts w:ascii="Calibri" w:eastAsia="Calibri" w:hAnsi="Calibri" w:cs="Calibri"/>
-          <w:color w:val="333333"/>
-          <w:sz w:val="19"/>
-          <w:szCs w:val="19"/>
-        </w:rPr>
-        <w:t>LSTMDecoder</w:t>
-      </w:r>
-      <w:proofErr w:type="spellEnd"/>
-      <w:r>
-        <w:rPr>
-          <w:rFonts w:ascii="Calibri" w:eastAsia="Calibri" w:hAnsi="Calibri" w:cs="Calibri"/>
-          <w:color w:val="333333"/>
-          <w:sz w:val="19"/>
-          <w:szCs w:val="19"/>
-        </w:rPr>
-        <w:t xml:space="preserve"> model for real-time EEG sleep oscillation detection (3-class), with Viterbi/CRF decoding, focal loss, and event-specific evaluation metrics.</w:t>
-      </w:r>
-    </w:p>
-    <w:p>
-      <w:pPr>
-        <w:tabs>
-          <w:tab w:val="right" w:pos="10080"/>
-        </w:tabs>
-        <w:spacing w:before="80"/>
-      </w:pPr>
-      <w:r>
-        <w:rPr>
-          <w:rFonts w:ascii="Calibri" w:eastAsia="Calibri" w:hAnsi="Calibri" w:cs="Calibri"/>
-          <w:b/>
-          <w:bCs/>
-          <w:color w:val="222222"/>
-        </w:rPr>
-        <w:t>Ernst Strüngmann Institute for Neuroscience, Frankfurt, Germany</w:t>
-      </w:r>
-      <w:r>
-        <w:rPr>
-          <w:rFonts w:ascii="Calibri" w:eastAsia="Calibri" w:hAnsi="Calibri" w:cs="Calibri"/>
-        </w:rPr>
-        <w:tab/>
-      </w:r>
-      <w:r>
-        <w:rPr>
-          <w:rFonts w:ascii="Calibri" w:eastAsia="Calibri" w:hAnsi="Calibri" w:cs="Calibri"/>
-          <w:color w:val="555555"/>
-          <w:sz w:val="19"/>
-          <w:szCs w:val="19"/>
-        </w:rPr>
-        <w:t>Oct 2021 – Jul 2024</w:t>
-      </w:r>
-    </w:p>
-    <w:p>
-      <w:pPr>
-        <w:spacing w:after="20"/>
-      </w:pPr>
-      <w:r>
-        <w:rPr>
-          <w:rFonts w:ascii="Calibri" w:eastAsia="Calibri" w:hAnsi="Calibri" w:cs="Calibri"/>
-          <w:i/>
-          <w:iCs/>
-          <w:color w:val="1A5276"/>
-        </w:rPr>
-        <w:t>PhD Researcher</w:t>
+        <w:t xml:space="preserve">Built a </w:t>
+      </w:r>
+      <w:r>
+        <w:rPr>
+          <w:rFonts w:ascii="Calibri" w:eastAsia="Calibri" w:hAnsi="Calibri" w:cs="Calibri"/>
+          <w:color w:val="333333"/>
+          <w:sz w:val="19"/>
+          <w:szCs w:val="19"/>
+        </w:rPr>
+        <w:t>lightweight causal</w:t>
+      </w:r>
+      <w:r>
+        <w:rPr>
+          <w:rFonts w:ascii="Calibri" w:eastAsia="Calibri" w:hAnsi="Calibri" w:cs="Calibri"/>
+          <w:color w:val="333333"/>
+          <w:sz w:val="19"/>
+          <w:szCs w:val="19"/>
+        </w:rPr>
+        <w:t xml:space="preserve"> model for real-time EEG sleep oscillation detection with </w:t>
+      </w:r>
+      <w:r>
+        <w:rPr>
+          <w:rFonts w:ascii="Calibri" w:eastAsia="Calibri" w:hAnsi="Calibri" w:cs="Calibri"/>
+          <w:color w:val="333333"/>
+          <w:sz w:val="19"/>
+          <w:szCs w:val="19"/>
+        </w:rPr>
+        <w:t>causal hysteresis</w:t>
+      </w:r>
+      <w:r>
+        <w:rPr>
+          <w:rFonts w:ascii="Calibri" w:eastAsia="Calibri" w:hAnsi="Calibri" w:cs="Calibri"/>
+          <w:color w:val="333333"/>
+          <w:sz w:val="19"/>
+          <w:szCs w:val="19"/>
+        </w:rPr>
+        <w:t xml:space="preserve"> decoding</w:t>
+      </w:r>
+      <w:r>
+        <w:rPr>
+          <w:rFonts w:ascii="Calibri" w:eastAsia="Calibri" w:hAnsi="Calibri" w:cs="Calibri"/>
+          <w:color w:val="333333"/>
+          <w:sz w:val="19"/>
+          <w:szCs w:val="19"/>
+        </w:rPr>
+        <w:t xml:space="preserve"> for real-time brain stimulation applications.</w:t>
       </w:r>
     </w:p>
     <w:p>
@@ -814,7 +943,53 @@
           <w:sz w:val="19"/>
           <w:szCs w:val="19"/>
         </w:rPr>
-        <w:t>Developed a gamma renewal process model with rate-rescaling for inter-saccade interval rhythmicity; variance decomposition showed rate modulation accounts for 78–88% of ISI variance across three primate species.</w:t>
+        <w:t>Contributed to open-source BCI projects for wearable EEG hardware.</w:t>
+      </w:r>
+    </w:p>
+    <w:p>
+      <w:pPr>
+        <w:tabs>
+          <w:tab w:val="right" w:pos="10080"/>
+        </w:tabs>
+        <w:spacing w:before="80"/>
+      </w:pPr>
+      <w:r>
+        <w:rPr>
+          <w:rFonts w:ascii="Calibri" w:eastAsia="Calibri" w:hAnsi="Calibri" w:cs="Calibri"/>
+          <w:b/>
+          <w:bCs/>
+          <w:color w:val="222222"/>
+        </w:rPr>
+        <w:t>Ernst Strüngmann Institute for Neuroscience, Frankfurt, Germany</w:t>
+      </w:r>
+      <w:r>
+        <w:rPr>
+          <w:rFonts w:ascii="Calibri" w:eastAsia="Calibri" w:hAnsi="Calibri" w:cs="Calibri"/>
+        </w:rPr>
+        <w:tab/>
+      </w:r>
+      <w:r>
+        <w:rPr>
+          <w:rFonts w:ascii="Calibri" w:eastAsia="Calibri" w:hAnsi="Calibri" w:cs="Calibri"/>
+          <w:color w:val="555555"/>
+          <w:sz w:val="19"/>
+          <w:szCs w:val="19"/>
+        </w:rPr>
+        <w:t>Oct 2021 – Jul 2024</w:t>
+      </w:r>
+    </w:p>
+    <w:p>
+      <w:pPr>
+        <w:spacing w:after="20"/>
+      </w:pPr>
+      <w:r>
+        <w:rPr>
+          <w:rFonts w:ascii="Calibri" w:eastAsia="Calibri" w:hAnsi="Calibri" w:cs="Calibri"/>
+          <w:i/>
+          <w:iCs/>
+          <w:color w:val="1A5276"/>
+        </w:rPr>
+        <w:t>PhD Researcher</w:t>
       </w:r>
     </w:p>
     <w:p>
@@ -833,7 +1008,25 @@
           <w:sz w:val="19"/>
           <w:szCs w:val="19"/>
         </w:rPr>
-        <w:t>Applied vector-field decompositions to large-scale macaque ECoG arrays, discovering novel spatiotemporal wave patterns locked to saccadic eye movements.</w:t>
+        <w:t>Developed a gamma renewal process model with rate-rescaling for inter-saccade interval rhythmicity across three primate species</w:t>
+      </w:r>
+      <w:r>
+        <w:rPr>
+          <w:rFonts w:ascii="Calibri" w:eastAsia="Calibri" w:hAnsi="Calibri" w:cs="Calibri"/>
+          <w:color w:val="333333"/>
+          <w:sz w:val="19"/>
+          <w:szCs w:val="19"/>
+        </w:rPr>
+        <w:t xml:space="preserve"> (human, macaque, marmoset)</w:t>
+      </w:r>
+      <w:r>
+        <w:rPr>
+          <w:rFonts w:ascii="Calibri" w:eastAsia="Calibri" w:hAnsi="Calibri" w:cs="Calibri"/>
+          <w:color w:val="333333"/>
+          <w:sz w:val="19"/>
+          <w:szCs w:val="19"/>
+        </w:rPr>
+        <w:t>.</w:t>
       </w:r>
     </w:p>
     <w:p>
@@ -852,67 +1045,7 @@
           <w:sz w:val="19"/>
           <w:szCs w:val="19"/>
         </w:rPr>
-        <w:t xml:space="preserve">Designed </w:t>
-      </w:r>
-      <w:proofErr w:type="spellStart"/>
-      <w:r>
-        <w:rPr>
-          <w:rFonts w:ascii="Calibri" w:eastAsia="Calibri" w:hAnsi="Calibri" w:cs="Calibri"/>
-          <w:color w:val="333333"/>
-          <w:sz w:val="19"/>
-          <w:szCs w:val="19"/>
-        </w:rPr>
-        <w:t>cTBS</w:t>
-      </w:r>
-      <w:proofErr w:type="spellEnd"/>
-      <w:r>
-        <w:rPr>
-          <w:rFonts w:ascii="Calibri" w:eastAsia="Calibri" w:hAnsi="Calibri" w:cs="Calibri"/>
-          <w:color w:val="333333"/>
-          <w:sz w:val="19"/>
-          <w:szCs w:val="19"/>
-        </w:rPr>
-        <w:t>-over-</w:t>
-      </w:r>
-      <w:proofErr w:type="spellStart"/>
-      <w:r>
-        <w:rPr>
-          <w:rFonts w:ascii="Calibri" w:eastAsia="Calibri" w:hAnsi="Calibri" w:cs="Calibri"/>
-          <w:color w:val="333333"/>
-          <w:sz w:val="19"/>
-          <w:szCs w:val="19"/>
-        </w:rPr>
-        <w:t>rFEF</w:t>
-      </w:r>
-      <w:proofErr w:type="spellEnd"/>
-      <w:r>
-        <w:rPr>
-          <w:rFonts w:ascii="Calibri" w:eastAsia="Calibri" w:hAnsi="Calibri" w:cs="Calibri"/>
-          <w:color w:val="333333"/>
-          <w:sz w:val="19"/>
-          <w:szCs w:val="19"/>
-        </w:rPr>
-        <w:t xml:space="preserve"> experiments with concurrent EEG; built a stochastic differential equation framework </w:t>
-      </w:r>
-      <w:proofErr w:type="spellStart"/>
-      <w:r>
-        <w:rPr>
-          <w:rFonts w:ascii="Calibri" w:eastAsia="Calibri" w:hAnsi="Calibri" w:cs="Calibri"/>
-          <w:color w:val="333333"/>
-          <w:sz w:val="19"/>
-          <w:szCs w:val="19"/>
-        </w:rPr>
-        <w:t>modeling</w:t>
-      </w:r>
-      <w:proofErr w:type="spellEnd"/>
-      <w:r>
-        <w:rPr>
-          <w:rFonts w:ascii="Calibri" w:eastAsia="Calibri" w:hAnsi="Calibri" w:cs="Calibri"/>
-          <w:color w:val="333333"/>
-          <w:sz w:val="19"/>
-          <w:szCs w:val="19"/>
-        </w:rPr>
-        <w:t xml:space="preserve"> how FEF noise injection modulates saccade timing via the superior colliculus.</w:t>
+        <w:t>Applied vector-field decompositions to large-scale macaque ECoG arrays, discovering novel spatiotemporal wave patterns locked to saccadic eye movements.</w:t>
       </w:r>
     </w:p>
     <w:p>
@@ -931,54 +1064,27 @@
           <w:sz w:val="19"/>
           <w:szCs w:val="19"/>
         </w:rPr>
-        <w:t>Contributed to open-source tooling (ACME – Asynchronous Computing Made ESI) and internal signal-processing libraries.</w:t>
-      </w:r>
-    </w:p>
-    <w:p>
-      <w:pPr>
-        <w:tabs>
-          <w:tab w:val="right" w:pos="10080"/>
-        </w:tabs>
-        <w:spacing w:before="80"/>
-      </w:pPr>
-      <w:r>
-        <w:rPr>
-          <w:rFonts w:ascii="Calibri" w:eastAsia="Calibri" w:hAnsi="Calibri" w:cs="Calibri"/>
-          <w:b/>
-          <w:bCs/>
-          <w:color w:val="222222"/>
-        </w:rPr>
-        <w:lastRenderedPageBreak/>
-        <w:t>Goethe University Frankfurt, Frankfurt, Germany</w:t>
-      </w:r>
-      <w:r>
-        <w:rPr>
-          <w:rFonts w:ascii="Calibri" w:eastAsia="Calibri" w:hAnsi="Calibri" w:cs="Calibri"/>
-        </w:rPr>
-        <w:tab/>
-      </w:r>
-      <w:r>
-        <w:rPr>
-          <w:rFonts w:ascii="Calibri" w:eastAsia="Calibri" w:hAnsi="Calibri" w:cs="Calibri"/>
-          <w:color w:val="555555"/>
-          <w:sz w:val="19"/>
-          <w:szCs w:val="19"/>
-        </w:rPr>
-        <w:t>Nov 2022 – Nov 2023</w:t>
-      </w:r>
-    </w:p>
-    <w:p>
-      <w:pPr>
-        <w:spacing w:after="20"/>
-      </w:pPr>
-      <w:r>
-        <w:rPr>
-          <w:rFonts w:ascii="Calibri" w:eastAsia="Calibri" w:hAnsi="Calibri" w:cs="Calibri"/>
-          <w:i/>
-          <w:iCs/>
-          <w:color w:val="1A5276"/>
-        </w:rPr>
-        <w:t>Statistics Instructor, Interdisciplinary M.Sc. Neuroscience</w:t>
+        <w:t xml:space="preserve">Designed </w:t>
+      </w:r>
+      <w:proofErr w:type="spellStart"/>
+      <w:r>
+        <w:rPr>
+          <w:rFonts w:ascii="Calibri" w:eastAsia="Calibri" w:hAnsi="Calibri" w:cs="Calibri"/>
+          <w:color w:val="333333"/>
+          <w:sz w:val="19"/>
+          <w:szCs w:val="19"/>
+        </w:rPr>
+        <w:t>cTBS</w:t>
+      </w:r>
+      <w:proofErr w:type="spellEnd"/>
+      <w:r>
+        <w:rPr>
+          <w:rFonts w:ascii="Calibri" w:eastAsia="Calibri" w:hAnsi="Calibri" w:cs="Calibri"/>
+          <w:color w:val="333333"/>
+          <w:sz w:val="19"/>
+          <w:szCs w:val="19"/>
+        </w:rPr>
+        <w:t>- experiments with concurrent EEG</w:t>
       </w:r>
     </w:p>
     <w:p>
@@ -997,48 +1103,33 @@
           <w:sz w:val="19"/>
           <w:szCs w:val="19"/>
         </w:rPr>
-        <w:t xml:space="preserve">Taught statistical </w:t>
-      </w:r>
-      <w:proofErr w:type="spellStart"/>
-      <w:r>
-        <w:rPr>
-          <w:rFonts w:ascii="Calibri" w:eastAsia="Calibri" w:hAnsi="Calibri" w:cs="Calibri"/>
-          <w:color w:val="333333"/>
-          <w:sz w:val="19"/>
-          <w:szCs w:val="19"/>
-        </w:rPr>
-        <w:t>modeling</w:t>
-      </w:r>
-      <w:proofErr w:type="spellEnd"/>
-      <w:r>
-        <w:rPr>
-          <w:rFonts w:ascii="Calibri" w:eastAsia="Calibri" w:hAnsi="Calibri" w:cs="Calibri"/>
-          <w:color w:val="333333"/>
-          <w:sz w:val="19"/>
-          <w:szCs w:val="19"/>
-        </w:rPr>
-        <w:t>, data analysis, and interpretation; developed interactive Python and MATLAB course materials from scratch.</w:t>
-      </w:r>
-    </w:p>
-    <w:p>
-      <w:pPr>
-        <w:pBdr>
-          <w:bottom w:val="single" w:sz="6" w:space="2" w:color="1A5276"/>
-        </w:pBdr>
-        <w:spacing w:before="140" w:after="40"/>
-      </w:pPr>
-      <w:r>
-        <w:rPr>
-          <w:rFonts w:ascii="Calibri" w:eastAsia="Calibri" w:hAnsi="Calibri" w:cs="Calibri"/>
-          <w:b/>
-          <w:bCs/>
-          <w:color w:val="1A5276"/>
-          <w:spacing w:val="60"/>
-          <w:sz w:val="23"/>
-          <w:szCs w:val="23"/>
-        </w:rPr>
-        <w:t>EDUCATION</w:t>
-      </w:r>
+        <w:t xml:space="preserve">Contributed to open-source </w:t>
+      </w:r>
+      <w:r>
+        <w:rPr>
+          <w:rFonts w:ascii="Calibri" w:eastAsia="Calibri" w:hAnsi="Calibri" w:cs="Calibri"/>
+          <w:color w:val="333333"/>
+          <w:sz w:val="19"/>
+          <w:szCs w:val="19"/>
+        </w:rPr>
+        <w:t xml:space="preserve">HCI </w:t>
+      </w:r>
+      <w:r>
+        <w:rPr>
+          <w:rFonts w:ascii="Calibri" w:eastAsia="Calibri" w:hAnsi="Calibri" w:cs="Calibri"/>
+          <w:color w:val="333333"/>
+          <w:sz w:val="19"/>
+          <w:szCs w:val="19"/>
+        </w:rPr>
+        <w:t>tooling and internal signal-processing libraries.</w:t>
+      </w:r>
+    </w:p>
+    <w:p>
+      <w:pPr>
+        <w:pStyle w:val="ListParagraph"/>
+        <w:spacing w:before="10" w:after="10"/>
+        <w:ind w:left="320"/>
+      </w:pPr>
     </w:p>
     <w:p>
       <w:pPr>
@@ -1054,7 +1145,7 @@
           <w:bCs/>
           <w:color w:val="222222"/>
         </w:rPr>
-        <w:t>Radboud University, Nijmegen, Netherlands</w:t>
+        <w:t>Goethe University Frankfurt, Frankfurt, Germany</w:t>
       </w:r>
       <w:r>
         <w:rPr>
@@ -1069,16 +1160,7 @@
           <w:sz w:val="19"/>
           <w:szCs w:val="19"/>
         </w:rPr>
-        <w:t xml:space="preserve">Oct 2021 – </w:t>
-      </w:r>
-      <w:r>
-        <w:rPr>
-          <w:rFonts w:ascii="Calibri" w:eastAsia="Calibri" w:hAnsi="Calibri" w:cs="Calibri"/>
-          <w:color w:val="555555"/>
-          <w:sz w:val="19"/>
-          <w:szCs w:val="19"/>
-        </w:rPr>
-        <w:t>Jun 2026</w:t>
+        <w:t>Nov 2022 – Nov 2023</w:t>
       </w:r>
     </w:p>
     <w:p>
@@ -1092,7 +1174,7 @@
           <w:iCs/>
           <w:color w:val="1A5276"/>
         </w:rPr>
-        <w:t>Ph.D. in Systems Neuroscience</w:t>
+        <w:t>Statistics Instructor, Interdisciplinary M.Sc. Neuroscience</w:t>
       </w:r>
     </w:p>
     <w:p>
@@ -1111,42 +1193,102 @@
           <w:sz w:val="19"/>
           <w:szCs w:val="19"/>
         </w:rPr>
-        <w:t xml:space="preserve">Thesis: </w:t>
-      </w:r>
+        <w:t xml:space="preserve">Taught statistical </w:t>
+      </w:r>
+      <w:proofErr w:type="spellStart"/>
+      <w:r>
+        <w:rPr>
+          <w:rFonts w:ascii="Calibri" w:eastAsia="Calibri" w:hAnsi="Calibri" w:cs="Calibri"/>
+          <w:color w:val="333333"/>
+          <w:sz w:val="19"/>
+          <w:szCs w:val="19"/>
+        </w:rPr>
+        <w:t>modeling</w:t>
+      </w:r>
+      <w:proofErr w:type="spellEnd"/>
+      <w:r>
+        <w:rPr>
+          <w:rFonts w:ascii="Calibri" w:eastAsia="Calibri" w:hAnsi="Calibri" w:cs="Calibri"/>
+          <w:color w:val="333333"/>
+          <w:sz w:val="19"/>
+          <w:szCs w:val="19"/>
+        </w:rPr>
+        <w:t>, data analysis, and interpretation; developed interactive Python and MATLAB course materials from scratch.</w:t>
+      </w:r>
+    </w:p>
+    <w:p>
+      <w:pPr>
+        <w:pBdr>
+          <w:bottom w:val="single" w:sz="6" w:space="2" w:color="1A5276"/>
+        </w:pBdr>
+        <w:spacing w:before="140" w:after="40"/>
+      </w:pPr>
+      <w:r>
+        <w:rPr>
+          <w:rFonts w:ascii="Calibri" w:eastAsia="Calibri" w:hAnsi="Calibri" w:cs="Calibri"/>
+          <w:b/>
+          <w:bCs/>
+          <w:color w:val="1A5276"/>
+          <w:spacing w:val="60"/>
+          <w:sz w:val="23"/>
+          <w:szCs w:val="23"/>
+        </w:rPr>
+        <w:t>EDUCATION</w:t>
+      </w:r>
+    </w:p>
+    <w:p>
+      <w:pPr>
+        <w:tabs>
+          <w:tab w:val="right" w:pos="10080"/>
+        </w:tabs>
+        <w:spacing w:before="80"/>
+      </w:pPr>
+      <w:r>
+        <w:rPr>
+          <w:rFonts w:ascii="Calibri" w:eastAsia="Calibri" w:hAnsi="Calibri" w:cs="Calibri"/>
+          <w:b/>
+          <w:bCs/>
+          <w:color w:val="222222"/>
+        </w:rPr>
+        <w:t>Radboud University, Nijmegen, Netherlands</w:t>
+      </w:r>
+      <w:r>
+        <w:rPr>
+          <w:rFonts w:ascii="Calibri" w:eastAsia="Calibri" w:hAnsi="Calibri" w:cs="Calibri"/>
+        </w:rPr>
+        <w:tab/>
+      </w:r>
+      <w:r>
+        <w:rPr>
+          <w:rFonts w:ascii="Calibri" w:eastAsia="Calibri" w:hAnsi="Calibri" w:cs="Calibri"/>
+          <w:color w:val="555555"/>
+          <w:sz w:val="19"/>
+          <w:szCs w:val="19"/>
+        </w:rPr>
+        <w:t xml:space="preserve">Oct 2021 – </w:t>
+      </w:r>
+      <w:r>
+        <w:rPr>
+          <w:rFonts w:ascii="Calibri" w:eastAsia="Calibri" w:hAnsi="Calibri" w:cs="Calibri"/>
+          <w:color w:val="555555"/>
+          <w:sz w:val="19"/>
+          <w:szCs w:val="19"/>
+        </w:rPr>
+        <w:t>Jun 2026</w:t>
+      </w:r>
+    </w:p>
+    <w:p>
+      <w:pPr>
+        <w:spacing w:after="20"/>
+      </w:pPr>
       <w:r>
         <w:rPr>
           <w:rFonts w:ascii="Calibri" w:eastAsia="Calibri" w:hAnsi="Calibri" w:cs="Calibri"/>
           <w:i/>
           <w:iCs/>
-          <w:color w:val="333333"/>
-          <w:sz w:val="19"/>
-          <w:szCs w:val="19"/>
-        </w:rPr>
-        <w:t xml:space="preserve">Latent Structure in Brain and </w:t>
-      </w:r>
-      <w:proofErr w:type="spellStart"/>
-      <w:r>
-        <w:rPr>
-          <w:rFonts w:ascii="Calibri" w:eastAsia="Calibri" w:hAnsi="Calibri" w:cs="Calibri"/>
-          <w:i/>
-          <w:iCs/>
-          <w:color w:val="333333"/>
-          <w:sz w:val="19"/>
-          <w:szCs w:val="19"/>
-        </w:rPr>
-        <w:t>Behavior</w:t>
-      </w:r>
-      <w:proofErr w:type="spellEnd"/>
-      <w:r>
-        <w:rPr>
-          <w:rFonts w:ascii="Calibri" w:eastAsia="Calibri" w:hAnsi="Calibri" w:cs="Calibri"/>
-          <w:i/>
-          <w:iCs/>
-          <w:color w:val="333333"/>
-          <w:sz w:val="19"/>
-          <w:szCs w:val="19"/>
-        </w:rPr>
-        <w:t>: From Geometric Brain State Decoding to Saccadic Rhythmicity</w:t>
+          <w:color w:val="1A5276"/>
+        </w:rPr>
+        <w:t>Ph.D. in Systems Neuroscience</w:t>
       </w:r>
     </w:p>
     <w:p>
@@ -1165,71 +1307,42 @@
           <w:sz w:val="19"/>
           <w:szCs w:val="19"/>
         </w:rPr>
-        <w:t>Max Planck Institute for Biological Cybernetics (Tübingen) &amp; Ernst Strüngmann Institute (Frankfurt). Supervisor: Pascal Fries.</w:t>
-      </w:r>
-    </w:p>
-    <w:p>
-      <w:pPr>
-        <w:tabs>
-          <w:tab w:val="right" w:pos="10080"/>
-        </w:tabs>
-        <w:spacing w:before="80"/>
-        <w:rPr>
-          <w:lang w:val="de-DE"/>
-        </w:rPr>
-      </w:pPr>
-      <w:r>
-        <w:rPr>
-          <w:rFonts w:ascii="Calibri" w:eastAsia="Calibri" w:hAnsi="Calibri" w:cs="Calibri"/>
-          <w:b/>
-          <w:bCs/>
-          <w:color w:val="222222"/>
-          <w:lang w:val="de-DE"/>
-        </w:rPr>
-        <w:t xml:space="preserve">Maastricht University, Maastricht, </w:t>
-      </w:r>
-      <w:proofErr w:type="spellStart"/>
-      <w:r>
-        <w:rPr>
-          <w:rFonts w:ascii="Calibri" w:eastAsia="Calibri" w:hAnsi="Calibri" w:cs="Calibri"/>
-          <w:b/>
-          <w:bCs/>
-          <w:color w:val="222222"/>
-          <w:lang w:val="de-DE"/>
-        </w:rPr>
-        <w:t>Netherlands</w:t>
-      </w:r>
-      <w:proofErr w:type="spellEnd"/>
-      <w:r>
-        <w:rPr>
-          <w:rFonts w:ascii="Calibri" w:eastAsia="Calibri" w:hAnsi="Calibri" w:cs="Calibri"/>
-          <w:lang w:val="de-DE"/>
-        </w:rPr>
-        <w:tab/>
-      </w:r>
-      <w:r>
-        <w:rPr>
-          <w:rFonts w:ascii="Calibri" w:eastAsia="Calibri" w:hAnsi="Calibri" w:cs="Calibri"/>
-          <w:color w:val="555555"/>
-          <w:sz w:val="19"/>
-          <w:szCs w:val="19"/>
-          <w:lang w:val="de-DE"/>
-        </w:rPr>
-        <w:t>Sep 2019 – Aug 2021</w:t>
-      </w:r>
-    </w:p>
-    <w:p>
-      <w:pPr>
-        <w:spacing w:after="20"/>
-      </w:pPr>
+        <w:t xml:space="preserve">Thesis: </w:t>
+      </w:r>
       <w:r>
         <w:rPr>
           <w:rFonts w:ascii="Calibri" w:eastAsia="Calibri" w:hAnsi="Calibri" w:cs="Calibri"/>
           <w:i/>
           <w:iCs/>
-          <w:color w:val="1A5276"/>
-        </w:rPr>
-        <w:t>M.Sc. Research Master – Clinical and Cognitive Neuroscience</w:t>
+          <w:color w:val="333333"/>
+          <w:sz w:val="19"/>
+          <w:szCs w:val="19"/>
+        </w:rPr>
+        <w:t xml:space="preserve">Latent Structure in Brain and </w:t>
+      </w:r>
+      <w:proofErr w:type="spellStart"/>
+      <w:r>
+        <w:rPr>
+          <w:rFonts w:ascii="Calibri" w:eastAsia="Calibri" w:hAnsi="Calibri" w:cs="Calibri"/>
+          <w:i/>
+          <w:iCs/>
+          <w:color w:val="333333"/>
+          <w:sz w:val="19"/>
+          <w:szCs w:val="19"/>
+        </w:rPr>
+        <w:t>Behavior</w:t>
+      </w:r>
+      <w:proofErr w:type="spellEnd"/>
+      <w:r>
+        <w:rPr>
+          <w:rFonts w:ascii="Calibri" w:eastAsia="Calibri" w:hAnsi="Calibri" w:cs="Calibri"/>
+          <w:i/>
+          <w:iCs/>
+          <w:color w:val="333333"/>
+          <w:sz w:val="19"/>
+          <w:szCs w:val="19"/>
+        </w:rPr>
+        <w:t>: From Geometric Brain State Decoding to Saccadic Rhythmicity</w:t>
       </w:r>
     </w:p>
     <w:p>
@@ -1248,7 +1361,25 @@
           <w:sz w:val="19"/>
           <w:szCs w:val="19"/>
         </w:rPr>
-        <w:t>summa cum laude. WSUM Master Thesis Prize (best thesis, Faculty of Neuroscience &amp; Psychology 2021).</w:t>
+        <w:t xml:space="preserve">Max Planck Institute for Biological Cybernetics (Tübingen) &amp; Ernst Strüngmann Institute (Frankfurt). Supervisor: </w:t>
+      </w:r>
+      <w:r>
+        <w:rPr>
+          <w:rFonts w:ascii="Calibri" w:eastAsia="Calibri" w:hAnsi="Calibri" w:cs="Calibri"/>
+          <w:color w:val="333333"/>
+          <w:sz w:val="19"/>
+          <w:szCs w:val="19"/>
+        </w:rPr>
+        <w:t xml:space="preserve">Prof. </w:t>
+      </w:r>
+      <w:r>
+        <w:rPr>
+          <w:rFonts w:ascii="Calibri" w:eastAsia="Calibri" w:hAnsi="Calibri" w:cs="Calibri"/>
+          <w:color w:val="333333"/>
+          <w:sz w:val="19"/>
+          <w:szCs w:val="19"/>
+        </w:rPr>
+        <w:t>Pascal Fries.</w:t>
       </w:r>
     </w:p>
     <w:p>
@@ -1257,6 +1388,89 @@
           <w:tab w:val="right" w:pos="10080"/>
         </w:tabs>
         <w:spacing w:before="80"/>
+        <w:rPr>
+          <w:lang w:val="de-DE"/>
+        </w:rPr>
+      </w:pPr>
+      <w:r>
+        <w:rPr>
+          <w:rFonts w:ascii="Calibri" w:eastAsia="Calibri" w:hAnsi="Calibri" w:cs="Calibri"/>
+          <w:b/>
+          <w:bCs/>
+          <w:color w:val="222222"/>
+          <w:lang w:val="de-DE"/>
+        </w:rPr>
+        <w:t xml:space="preserve">Maastricht University, Maastricht, </w:t>
+      </w:r>
+      <w:proofErr w:type="spellStart"/>
+      <w:r>
+        <w:rPr>
+          <w:rFonts w:ascii="Calibri" w:eastAsia="Calibri" w:hAnsi="Calibri" w:cs="Calibri"/>
+          <w:b/>
+          <w:bCs/>
+          <w:color w:val="222222"/>
+          <w:lang w:val="de-DE"/>
+        </w:rPr>
+        <w:t>Netherlands</w:t>
+      </w:r>
+      <w:proofErr w:type="spellEnd"/>
+      <w:r>
+        <w:rPr>
+          <w:rFonts w:ascii="Calibri" w:eastAsia="Calibri" w:hAnsi="Calibri" w:cs="Calibri"/>
+          <w:lang w:val="de-DE"/>
+        </w:rPr>
+        <w:tab/>
+      </w:r>
+      <w:r>
+        <w:rPr>
+          <w:rFonts w:ascii="Calibri" w:eastAsia="Calibri" w:hAnsi="Calibri" w:cs="Calibri"/>
+          <w:color w:val="555555"/>
+          <w:sz w:val="19"/>
+          <w:szCs w:val="19"/>
+          <w:lang w:val="de-DE"/>
+        </w:rPr>
+        <w:t>Sep 2019 – Aug 2021</w:t>
+      </w:r>
+    </w:p>
+    <w:p>
+      <w:pPr>
+        <w:spacing w:after="20"/>
+      </w:pPr>
+      <w:r>
+        <w:rPr>
+          <w:rFonts w:ascii="Calibri" w:eastAsia="Calibri" w:hAnsi="Calibri" w:cs="Calibri"/>
+          <w:i/>
+          <w:iCs/>
+          <w:color w:val="1A5276"/>
+        </w:rPr>
+        <w:t>M.Sc. Research Master – Clinical and Cognitive Neuroscience</w:t>
+      </w:r>
+    </w:p>
+    <w:p>
+      <w:pPr>
+        <w:pStyle w:val="ListParagraph"/>
+        <w:numPr>
+          <w:ilvl w:val="0"/>
+          <w:numId w:val="2"/>
+        </w:numPr>
+        <w:spacing w:before="10" w:after="10"/>
+      </w:pPr>
+      <w:r>
+        <w:rPr>
+          <w:rFonts w:ascii="Calibri" w:eastAsia="Calibri" w:hAnsi="Calibri" w:cs="Calibri"/>
+          <w:color w:val="333333"/>
+          <w:sz w:val="19"/>
+          <w:szCs w:val="19"/>
+        </w:rPr>
+        <w:t>summa cum laude. WSUM Master Thesis Prize (best thesis, Faculty of Neuroscience &amp; Psychology 2021).</w:t>
+      </w:r>
+    </w:p>
+    <w:p>
+      <w:pPr>
+        <w:tabs>
+          <w:tab w:val="right" w:pos="10080"/>
+        </w:tabs>
+        <w:spacing w:before="80"/>
       </w:pPr>
       <w:r>
         <w:rPr>
@@ -1754,31 +1968,7 @@
           <w:sz w:val="18"/>
           <w:szCs w:val="18"/>
         </w:rPr>
-        <w:t>Preprint (</w:t>
-      </w:r>
-      <w:proofErr w:type="spellStart"/>
-      <w:r>
-        <w:rPr>
-          <w:rFonts w:ascii="Calibri" w:eastAsia="Calibri" w:hAnsi="Calibri" w:cs="Calibri"/>
-          <w:i/>
-          <w:iCs/>
-          <w:color w:val="555555"/>
-          <w:sz w:val="18"/>
-          <w:szCs w:val="18"/>
-        </w:rPr>
-        <w:t>bioRxiv</w:t>
-      </w:r>
-      <w:proofErr w:type="spellEnd"/>
-      <w:r>
-        <w:rPr>
-          <w:rFonts w:ascii="Calibri" w:eastAsia="Calibri" w:hAnsi="Calibri" w:cs="Calibri"/>
-          <w:i/>
-          <w:iCs/>
-          <w:color w:val="555555"/>
-          <w:sz w:val="18"/>
-          <w:szCs w:val="18"/>
-        </w:rPr>
-        <w:t>)</w:t>
+        <w:t>Preprint (bioRxiv)</w:t>
       </w:r>
     </w:p>
     <w:p>
